--- a/ky/discovery-articles/5.3 Салыштырмалуулук теориясы.docx
+++ b/ky/discovery-articles/5.3 Салыштырмалуулук теориясы.docx
@@ -4,660 +4,435 @@
   <w:body>
     <w:p>
       <w:pPr>
-        <w:keepNext/>
-        <w:spacing w:before="280" w:after="120"/>
+        <w:pStyle w:val="Title"/>
+        <w:widowControl/>
       </w:pPr>
       <w:r>
-        <w:rPr>
-          <w:rFonts w:ascii="Calibri" w:hAnsi="Calibri" w:eastAsia="Calibri"/>
-          <w:b/>
-          <w:i w:val="0"/>
-          <w:color w:val="004E8C"/>
-          <w:sz w:val="44"/>
-        </w:rPr>
         <w:t>5.3 Салыштырмалуулук теориясы</w:t>
       </w:r>
     </w:p>
     <w:p>
       <w:pPr>
-        <w:spacing w:after="80"/>
+        <w:keepNext/>
+        <w:widowControl/>
       </w:pPr>
       <w:r>
         <w:rPr>
-          <w:rFonts w:ascii="Calibri" w:hAnsi="Calibri" w:eastAsia="Calibri"/>
-          <w:b w:val="0"/>
-          <w:i/>
-          <w:color w:val="505050"/>
-          <w:sz w:val="22"/>
+          <w:sz w:val="20"/>
         </w:rPr>
         <w:t>5. Физика, химия жана материалдар</w:t>
       </w:r>
     </w:p>
     <w:p>
       <w:pPr>
-        <w:spacing w:after="200"/>
+        <w:keepNext/>
+        <w:widowControl/>
       </w:pPr>
       <w:r>
         <w:rPr>
-          <w:rFonts w:ascii="Calibri" w:hAnsi="Calibri" w:eastAsia="Calibri"/>
-          <w:b w:val="0"/>
-          <w:i/>
-          <w:sz w:val="22"/>
+          <w:sz w:val="20"/>
         </w:rPr>
-        <w:t>Мезгил: 1905-жыл (атайын салыштырмалуулук теориясы); 1915-жыл (жалпы салыштырмалуулук теориясы) | Негизги өкүл: Альберт Эйнштейн</w:t>
+        <w:t>Мезгил: 1905-жыл (атайын салыштырмалуулук); 1915-жыл (жалпы салыштырмалуулук) | Негизги салым кошкон окумуштуу: Альберт Эйнштейн</w:t>
       </w:r>
     </w:p>
     <w:p>
       <w:pPr>
-        <w:spacing w:after="160" w:line="276" w:lineRule="auto"/>
+        <w:widowControl/>
       </w:pPr>
       <w:r>
-        <w:rPr>
-          <w:rFonts w:ascii="Calibri" w:hAnsi="Calibri" w:eastAsia="Calibri"/>
-          <w:b w:val="0"/>
-          <w:i w:val="0"/>
-          <w:sz w:val="22"/>
-        </w:rPr>
-        <w:t>Салыштырмалуулук — Эйнштейндин мейкиндик, убакыт, кыймыл жана тартылуу күчү жөнүндөгү өз ара байланышкан эки теориясы. Алар убакыттын жүрүшү менен аралыктын өлчөмү кыймылга жараша өзгөрөрүн, ал эми тартылуу күчү мейкиндик-убакыттын ийрилиги экенин көрсөттү.</w:t>
+        <w:t>Эйнштейндин салыштырмалуулугу мейкиндик, убакыт, кыймыл жана тартылуу тууралуу эки теориядан турат. Алар саат менен узундук өлчөө салыштырмалуу кыймылга байланыштуу экенин, ал эми тартылуу мейкиндик-убакыттын ийрилиги экенин көрсөткөн.</w:t>
       </w:r>
     </w:p>
     <w:p>
       <w:pPr>
-        <w:keepNext/>
-        <w:spacing w:before="240" w:after="120"/>
+        <w:pStyle w:val="Heading1"/>
+        <w:widowControl/>
       </w:pPr>
       <w:r>
-        <w:rPr>
-          <w:rFonts w:ascii="Calibri" w:hAnsi="Calibri" w:eastAsia="Calibri"/>
-          <w:b/>
-          <w:i w:val="0"/>
-          <w:color w:val="004E8C"/>
-          <w:sz w:val="28"/>
-        </w:rPr>
-        <w:t>Негизги фактылар</w:t>
+        <w:t>Негизги маалыматтар</w:t>
       </w:r>
     </w:p>
     <w:p>
       <w:pPr>
         <w:pStyle w:val="ListBullet"/>
+        <w:widowControl/>
       </w:pPr>
       <w:r>
-        <w:rPr>
-          <w:rFonts w:ascii="Calibri" w:hAnsi="Calibri" w:eastAsia="Calibri"/>
-          <w:b w:val="0"/>
-          <w:i w:val="0"/>
-          <w:sz w:val="22"/>
-        </w:rPr>
-        <w:t>Атайын салыштырмалуулук теориясы (1905) жарыктын ылдамдыгына жакын кыймылды түшүндүрөт</w:t>
+        <w:t>Атайын салыштырмалуулук (1905-жыл) жарыктын ылдамдыгына жакын кыймылды карайт.</w:t>
       </w:r>
     </w:p>
     <w:p>
       <w:pPr>
         <w:pStyle w:val="ListBullet"/>
+        <w:widowControl/>
       </w:pPr>
       <w:r>
-        <w:rPr>
-          <w:rFonts w:ascii="Calibri" w:hAnsi="Calibri" w:eastAsia="Calibri"/>
-          <w:b w:val="0"/>
-          <w:i w:val="0"/>
-          <w:sz w:val="22"/>
-        </w:rPr>
-        <w:t>E = mc² формуласы энергия менен массанын байланышын көрсөтөт</w:t>
+        <w:t>E = mc² энергия менен массаны байланыштырат.</w:t>
       </w:r>
     </w:p>
     <w:p>
       <w:pPr>
         <w:pStyle w:val="ListBullet"/>
+        <w:widowControl/>
       </w:pPr>
       <w:r>
-        <w:rPr>
-          <w:rFonts w:ascii="Calibri" w:hAnsi="Calibri" w:eastAsia="Calibri"/>
-          <w:b w:val="0"/>
-          <w:i w:val="0"/>
-          <w:sz w:val="22"/>
-        </w:rPr>
-        <w:t>Жалпы салыштырмалуулук теориясы (1915) тартылуу күчүн мейкиндик-убакыттын ийрилиги катары сүрөттөйт</w:t>
+        <w:t>Жалпы салыштырмалуулук (1915-жыл) тартылууну ийрилген мейкиндик-убакыт катары сүрөттөйт.</w:t>
       </w:r>
     </w:p>
     <w:p>
       <w:pPr>
         <w:pStyle w:val="ListBullet"/>
+        <w:widowControl/>
       </w:pPr>
       <w:r>
-        <w:rPr>
-          <w:rFonts w:ascii="Calibri" w:hAnsi="Calibri" w:eastAsia="Calibri"/>
-          <w:b w:val="0"/>
-          <w:i w:val="0"/>
-          <w:sz w:val="22"/>
-        </w:rPr>
-        <w:t>GPS спутниктери так иштеши үчүн эки теориядан келип чыккан оңдоолор колдонулат</w:t>
+        <w:t>GPS спутниктери так иштөө үчүн эки теория боюнча тең оңдоолорду эске алышы керек.</w:t>
       </w:r>
     </w:p>
     <w:p>
       <w:pPr>
         <w:pStyle w:val="ListBullet"/>
+        <w:widowControl/>
       </w:pPr>
       <w:r>
-        <w:rPr>
-          <w:rFonts w:ascii="Calibri" w:hAnsi="Calibri" w:eastAsia="Calibri"/>
-          <w:b w:val="0"/>
-          <w:i w:val="0"/>
-          <w:sz w:val="22"/>
-        </w:rPr>
-        <w:t>Бул теориялар күнүмдүк шартта Ньютон механикасын жокко чыгарбайт, болгону анын кайсы чекке чейин жетиштүү экенин аныктайт</w:t>
+        <w:t>Теориялар күнүмдүк Ньютон эсептерин жокко чыгарбайт, алардын кайсы шартта жетиштүү экенин чектейт.</w:t>
       </w:r>
     </w:p>
     <w:p>
       <w:pPr>
-        <w:keepNext/>
-        <w:spacing w:before="240" w:after="120"/>
+        <w:pStyle w:val="Heading1"/>
+        <w:widowControl/>
       </w:pPr>
       <w:r>
-        <w:rPr>
-          <w:rFonts w:ascii="Calibri" w:hAnsi="Calibri" w:eastAsia="Calibri"/>
-          <w:b/>
-          <w:i w:val="0"/>
-          <w:color w:val="004E8C"/>
-          <w:sz w:val="28"/>
-        </w:rPr>
-        <w:t>Бул эмне</w:t>
+        <w:t>Бул эмне?</w:t>
       </w:r>
     </w:p>
     <w:p>
       <w:pPr>
-        <w:spacing w:after="160" w:line="276" w:lineRule="auto"/>
+        <w:widowControl/>
       </w:pPr>
       <w:r>
-        <w:rPr>
-          <w:rFonts w:ascii="Calibri" w:hAnsi="Calibri" w:eastAsia="Calibri"/>
-          <w:b w:val="0"/>
-          <w:i w:val="0"/>
-          <w:sz w:val="22"/>
-        </w:rPr>
-        <w:t>Салыштырмалуулук Альберт Эйнштейн түзгөн өз ара байланышкан эки теориядан турат. Атайын салыштырмалуулук теориясы (1905) вакуумдагы жарыктын ылдамдыгы бардык байкоочулар үчүн бирдей экенин, ал эми мейкиндик менен убакыт салыштырмалуу кыймылга жараша өз ара айкалышарын айтат. Жалпы салыштырмалуулук теориясында (1915) тартылуу күчү түз мейкиндикте алыстан тартып турган күч эмес, масса менен энергия жараткан мейкиндик-убакыттын ийрилиги катары түшүндүрүлөт. Мейкиндик-убакыт — окуянын кайда жана качан болгонун бириктирген жалпы чөйрө. Жөнөкөй айтканда, сааттар ар башка ылдамдыкта жүрүшү, жарык болсо ийилиши мүмкүн; бул батуттун бетине оор топ түшкөндө майда топтордун пайда болгон чуңкурду көздөй жылышына окшош.</w:t>
+        <w:t>Салыштырмалуулук — Альберт Эйнштейндин байланышкан эки теориясы. Атайын теорияда вакуумдагы жарыктын ылдамдыгы байкоочулар үчүн бирдей болуп, мейкиндик менен убакыт салыштырмалуу кыймылга жараша байланышат. Жалпы теория тартылууну жалпак мейкиндиктеги жөнөкөй тартуу эмес, масса менен энергия жараткан мейкиндик-убакыт ийрилиги деп түшүндүрөт. Мейкиндик-убакыт «кайда?» жана «качан?» дегенди бириктирет. Сааттар ар башка темпте жүрүп, жарыктын жолу ийилиши мүмкүн. Муну оор топ батутту басып, майда топтор ошол ийилген бетти ээрчигенине салыштырышат.</w:t>
       </w:r>
     </w:p>
     <w:p>
       <w:pPr>
-        <w:keepNext/>
-        <w:spacing w:before="240" w:after="120"/>
+        <w:pStyle w:val="Heading1"/>
+        <w:widowControl/>
       </w:pPr>
       <w:r>
-        <w:rPr>
-          <w:rFonts w:ascii="Calibri" w:hAnsi="Calibri" w:eastAsia="Calibri"/>
-          <w:b/>
-          <w:i w:val="0"/>
-          <w:color w:val="004E8C"/>
-          <w:sz w:val="28"/>
-        </w:rPr>
-        <w:t>Аны ким ачкан же ойлоп тапкан</w:t>
+        <w:t xml:space="preserve">Ким ойлоп тапкан</w:t>
       </w:r>
     </w:p>
     <w:p>
       <w:pPr>
-        <w:spacing w:after="160" w:line="276" w:lineRule="auto"/>
+        <w:widowControl/>
       </w:pPr>
       <w:r>
-        <w:rPr>
-          <w:rFonts w:ascii="Calibri" w:hAnsi="Calibri" w:eastAsia="Calibri"/>
-          <w:b w:val="0"/>
-          <w:i w:val="0"/>
-          <w:sz w:val="22"/>
-        </w:rPr>
-        <w:t>Ал кезде Берндеги патент мекемесинде иштеп, кийин профессор болгон Альберт Эйнштейн атайын салыштырмалуулук теориясын башка тарыхый маанилүү эмгектери менен бирге 1905-жылы жарыялаган. Ал Фарадейдин, Максвеллдин, Лоренцтин жана Пуанкаренин иштерине таянган. Жалпы теорияны түзүүгө бир нече жылдык татаал математикалык эмгек кетип, Марсель Гроссман да жардам берген; ошол эле учурда Давид Гильберт окшош теңдемелердин үстүндө иштеген. Артур Эддингтондун 1919-жылкы күн тутулуу экспедициясында жылдыздын жарыгы теорияда айтылгандай кыйшайып көрүнгөндө, Эйнштейн дүйнөгө таанылган.</w:t>
+        <w:t>Альберт Эйнштейн Берндеги патент кызматкери кезинде 1905-жылы атайын салыштырмалуулукту башка маанилүү эмгектер менен бирге жарыялаган. Кийин профессор болгон. Ал Фарадей, Максвелл, Лоренц жана Пуанкаренин иштерине таянган. Жалпы теорияга Марсель Гроссмандын жардамы менен көп жылдык математика кеткен; Давид Гильберт ошол эле учурда тектеш теңдемелер менен иштеген. Артур Эддингтондун 1919-жылдагы Күн тутулуу экспедициясында жылдыз жарыгы божомолдогондой бурулгандай көрүнүп, Эйнштейн дүйнөгө белгилүү болгон.</w:t>
       </w:r>
     </w:p>
     <w:p>
       <w:pPr>
-        <w:keepNext/>
-        <w:spacing w:before="240" w:after="120"/>
+        <w:pStyle w:val="Heading1"/>
+        <w:widowControl/>
       </w:pPr>
       <w:r>
-        <w:rPr>
-          <w:rFonts w:ascii="Calibri" w:hAnsi="Calibri" w:eastAsia="Calibri"/>
-          <w:b/>
-          <w:i w:val="0"/>
-          <w:color w:val="004E8C"/>
-          <w:sz w:val="28"/>
-        </w:rPr>
-        <w:t>Качан жана кантип пайда болгон</w:t>
+        <w:t>Качан жана кантип пайда болгон?</w:t>
       </w:r>
     </w:p>
     <w:p>
       <w:pPr>
-        <w:spacing w:after="160" w:line="276" w:lineRule="auto"/>
+        <w:widowControl/>
       </w:pPr>
       <w:r>
-        <w:rPr>
-          <w:rFonts w:ascii="Calibri" w:hAnsi="Calibri" w:eastAsia="Calibri"/>
-          <w:b w:val="0"/>
-          <w:i w:val="0"/>
-          <w:sz w:val="22"/>
-        </w:rPr>
-        <w:t>Максвеллдин электромагнетизм теориясы Ньютондун абсолюттук мейкиндик жана убакыт түшүнүгүнө төп келбеди. Майкельсон менен Морлинин тажрыйбалары болжолдонгон «эфир шамалын» таба алган эмес. Физиктердин чакан, тыгыз чөйрөсү убакыт тууралуу көнүмүш түшүнүктөн баш тартууга даяр болчу. Эйнштейн 1905-жылкы эмгегин жарык нурун кууп жетүү тууралуу ой тажрыйбаларынан баштаган. Ал эми 1915-жылкы теория андан да терең суроого жооп издеди: эгер мейкиндик-убакыт ийиле алса, тартылуу күчү деген эмне?</w:t>
+        <w:t>Максвеллдин электромагнетизми Ньютондун абсолюттук мейкиндик жана убактысына шайкеш келбеген. Майкельсон менен Морлинин тажрыйбалары «эфир шамалын» тапкан эмес. Физиктердин чакан коомчулугу көнүмүш убакыт түшүнүгүнөн баш тартууга даяр болгон. Эйнштейндин 1905-жылкы макаласы жарык нурун кууп жетүү тууралуу ой тажрыйбасынан чыккан. 1915-жылкы теория терең суроого жооп издеген: мейкиндик-убакыт ийиле алса, тартылуу эмне?</w:t>
       </w:r>
     </w:p>
     <w:p>
       <w:pPr>
-        <w:keepNext/>
-        <w:spacing w:before="240" w:after="120"/>
+        <w:pStyle w:val="Heading1"/>
+        <w:widowControl/>
       </w:pPr>
       <w:r>
-        <w:rPr>
-          <w:rFonts w:ascii="Calibri" w:hAnsi="Calibri" w:eastAsia="Calibri"/>
-          <w:b/>
-          <w:i w:val="0"/>
-          <w:color w:val="004E8C"/>
-          <w:sz w:val="28"/>
-        </w:rPr>
-        <w:t>Илимий жактан мааниси</w:t>
+        <w:t>Илим үчүн мааниси</w:t>
       </w:r>
     </w:p>
     <w:p>
       <w:pPr>
-        <w:spacing w:after="160" w:line="276" w:lineRule="auto"/>
+        <w:widowControl/>
       </w:pPr>
       <w:r>
-        <w:rPr>
-          <w:rFonts w:ascii="Calibri" w:hAnsi="Calibri" w:eastAsia="Calibri"/>
-          <w:b w:val="0"/>
-          <w:i w:val="0"/>
-          <w:sz w:val="22"/>
-        </w:rPr>
-        <w:t>Салыштырмалуулук теориясы бүт аалам үчүн бирдей жалгыз «азыркы учур» бар деген түшүнүктү өзгөрттү. Ал убакыттын жайлашын, масса менен энергиянын эквиваленттүүлүгүн, тартылуу толкундарын жана кара тешиктерди алдын ала айткан; кийин алардын баары байкоолор менен ырасталды. Ядролук энергетикада жана бөлүкчөлөр физикасында E = mc² энергияны эсептөөнүн негизи болуп саналат. Теория илимге жаңы талап койду: табият мыйзамы күнүмдүк шартта гана эмес, эң экстремалдуу кырдаалда да сындан өтүшү керек. Ал физика менен геометриянын терең байланышын да ачты.</w:t>
+        <w:t>Салыштырмалуулук баарына бирдей жалгыз «азыр» бар деген түшүнүктү алмаштырган. Ал убакыттын жайлашын, масса-энергиянын барабарлыгын, гравитациялык толкундарды жана кара тешиктерди алдын ала айткан; кийин алар байкалган. Ядролук энергия менен бөлүкчө физикасы E = mc²ни эсепке алуу эрежеси катары колдонот. Теория күнүмдүк эле эмес, өтө өзгөчө шарттагы сыноого да туруштук бериши керек деген жаңы талап коюлган. Геометрия менен терең байланыш сакталган.</w:t>
       </w:r>
     </w:p>
     <w:p>
       <w:pPr>
-        <w:keepNext/>
-        <w:spacing w:before="240" w:after="120"/>
+        <w:pStyle w:val="Heading1"/>
+        <w:widowControl/>
       </w:pPr>
       <w:r>
-        <w:rPr>
-          <w:rFonts w:ascii="Calibri" w:hAnsi="Calibri" w:eastAsia="Calibri"/>
-          <w:b/>
-          <w:i w:val="0"/>
-          <w:color w:val="004E8C"/>
-          <w:sz w:val="28"/>
-        </w:rPr>
-        <w:t>Кийинки өнүгүүлөргө тийгизген таасири</w:t>
+        <w:t>Кийинки өнүгүүгө тийгизген таасири</w:t>
       </w:r>
     </w:p>
     <w:p>
       <w:pPr>
-        <w:spacing w:after="160" w:line="276" w:lineRule="auto"/>
+        <w:widowControl/>
       </w:pPr>
       <w:r>
-        <w:rPr>
-          <w:rFonts w:ascii="Calibri" w:hAnsi="Calibri" w:eastAsia="Calibri"/>
-          <w:b w:val="0"/>
-          <w:i w:val="0"/>
-          <w:sz w:val="22"/>
-        </w:rPr>
-        <w:t>Бөлүкчөлөрдү ылдамдаткычтар, космология жана GPS инженериясы — салыштырмалуулук теориясынын түздөн-түз уландысы. GPS спутниктериндеги сааттар Жердеги сааттардан башкача ылдамдыкта жүрөт; программалык оңдоо болбосо жайгашкан жердин көрсөткүчү күн сайын бир нече чакырымга жаңылмак. Тартылуу толкундарын каттаган детекторлор азыр кагылышкан кара тешиктерден келген сигналдарды «угат». Салыштырмалуулук физиканын соңу болгон жок; тескерисинче, жогорку энергиялар жана космостук кубулуштар физикасына жол ачты.</w:t>
+        <w:t>Бөлүкчө ылдамдаткычтары, ааламды изилдеген космология жана глобалдык жайгашууну аныктоо системасы — GPS — практикалык уландысы. GPS спутнигинин сааты Жердеги сааттан башкача жүрөт; программа салыштырмалуулукка оңдоо киргизбесе, орун эсеби күнүнө километрлерге жылмак. Гравитациялык толкун детекторлору азыр кагылышкан кара тешиктердин сигналын кармайт. Теория физиканы бүтүргөн эмес, жогорку энергия менен космостун физикасын ачкан.</w:t>
       </w:r>
     </w:p>
     <w:p>
       <w:pPr>
-        <w:keepNext/>
-        <w:spacing w:before="240" w:after="120"/>
+        <w:pStyle w:val="Heading1"/>
+        <w:widowControl/>
       </w:pPr>
       <w:r>
-        <w:rPr>
-          <w:rFonts w:ascii="Calibri" w:hAnsi="Calibri" w:eastAsia="Calibri"/>
-          <w:b/>
-          <w:i w:val="0"/>
-          <w:color w:val="004E8C"/>
-          <w:sz w:val="28"/>
-        </w:rPr>
-        <w:t>Адамдардын жашоосун кантип өзгөрткөн</w:t>
+        <w:t>Адамдардын жашоосун кантип өзгөрткөн?</w:t>
       </w:r>
     </w:p>
     <w:p>
       <w:pPr>
-        <w:spacing w:after="160" w:line="276" w:lineRule="auto"/>
+        <w:widowControl/>
       </w:pPr>
       <w:r>
-        <w:rPr>
-          <w:rFonts w:ascii="Calibri" w:hAnsi="Calibri" w:eastAsia="Calibri"/>
-          <w:b w:val="0"/>
-          <w:i w:val="0"/>
-          <w:sz w:val="22"/>
-        </w:rPr>
-        <w:t>Маданиятта убакыт жөнүндө жаңы салыштыруу пайда болуп, Эйнштейн дүйнөгө белгилүү окумуштууга айланды. Кийинчерээк куралдар менен электр станцияларында масса энергияга айландырылды — мунун техникалык гана эмес, адеп-ахлактык да мааниси бар. Күнүмдүк унаа кыймылын түшүндүрүүгө Ньютондун мыйзамдары жетиштүү болгондуктан, салыштырмалуулук алыс тема сыяктуу сезилиши мүмкүн. Бирок жайгашкан жериңизди аныктаган ар бир смартфондо Эйнштейндин теориясы үн-сөзсүз иштеп турат. Бул теория адамзаттын аалам жөнүндөгү картасын да, шаар көчөсүндөгү багытын да өзгөрттү.</w:t>
+        <w:t>Маданият убакыттын жаңы салыштыруусуна жана дүйнөгө белгилүү окумуштууга ээ болгон. Кийин куралдар менен электр станциялары масса-энергия айланышын колдонгон — бул техникалык эле эмес, моралдык тарых. Күнүмдүк унаа кыймылында Ньютон жетиштүү болгондуктан, салыштырмалуулук алыс сезилиши мүмкүн. Бирок ордуңузду аныктаган смартфон Эйнштейндин эрежелерин билинбей колдонот. Ааламдын картасы да, шаар көчөсүнүн картасы да өзгөргөн.</w:t>
       </w:r>
     </w:p>
     <w:p>
       <w:pPr>
-        <w:keepNext/>
-        <w:spacing w:before="240" w:after="120"/>
+        <w:pStyle w:val="Heading1"/>
+        <w:widowControl/>
       </w:pPr>
       <w:r>
-        <w:rPr>
-          <w:rFonts w:ascii="Calibri" w:hAnsi="Calibri" w:eastAsia="Calibri"/>
-          <w:b/>
-          <w:i w:val="0"/>
-          <w:color w:val="004E8C"/>
-          <w:sz w:val="28"/>
-        </w:rPr>
-        <w:t>Булактар жана шилтемелер</w:t>
+        <w:t>Булактар жана кошумча окуу</w:t>
       </w:r>
     </w:p>
     <w:p>
       <w:pPr>
-        <w:keepNext/>
-        <w:spacing w:before="240" w:after="120"/>
+        <w:pStyle w:val="Heading2"/>
+        <w:widowControl/>
       </w:pPr>
       <w:r>
         <w:rPr>
-          <w:rFonts w:ascii="Calibri" w:hAnsi="Calibri" w:eastAsia="Calibri"/>
-          <w:b/>
-          <w:i w:val="0"/>
-          <w:color w:val="004E8C"/>
-          <w:sz w:val="24"/>
+          <w:sz w:val="20"/>
         </w:rPr>
-        <w:t>C. Мекемелердин материалдары жана энциклопедиялык булактар</w:t>
+        <w:t>Уюмдардын жана энциклопедиялардын материалдары</w:t>
       </w:r>
     </w:p>
     <w:p>
       <w:pPr>
-        <w:spacing w:after="80"/>
-        <w:ind w:left="360"/>
+        <w:widowControl/>
       </w:pPr>
       <w:r>
         <w:rPr>
-          <w:rFonts w:ascii="Calibri" w:hAnsi="Calibri" w:eastAsia="Calibri"/>
-          <w:b w:val="0"/>
-          <w:i w:val="0"/>
-          <w:sz w:val="22"/>
+          <w:sz w:val="20"/>
         </w:rPr>
-        <w:t>1. Encyclopaedia Britannica. «Салыштырмалуулук».</w:t>
-      </w:r>
-      <w:r>
-        <w:rPr>
-          <w:rFonts w:ascii="Calibri" w:hAnsi="Calibri" w:eastAsia="Calibri"/>
-          <w:b w:val="0"/>
-          <w:i w:val="0"/>
-          <w:sz w:val="22"/>
-        </w:rPr>
-        <w:t xml:space="preserve"> </w:t>
+        <w:t xml:space="preserve">1. Encyclopaedia Britannica. 'Relativity.' </w:t>
       </w:r>
       <w:hyperlink r:id="rId9">
         <w:r>
           <w:rPr>
-            <w:rFonts w:ascii="Calibri" w:hAnsi="Calibri" w:eastAsia="Calibri"/>
-            <w:b w:val="0"/>
-            <w:i w:val="0"/>
-            <w:sz w:val="22"/>
-            <w:color w:val="0563C1"/>
-            <w:u w:val="single"/>
+            <w:sz w:val="20"/>
           </w:rPr>
           <w:t>https://www.britannica.com/science/relativity</w:t>
         </w:r>
       </w:hyperlink>
+      <w:r>
+        <w:rPr>
+          <w:sz w:val="20"/>
+        </w:rPr>
+      </w:r>
     </w:p>
     <w:p>
       <w:pPr>
-        <w:spacing w:after="80"/>
-        <w:ind w:left="360"/>
+        <w:widowControl/>
       </w:pPr>
       <w:r>
         <w:rPr>
-          <w:rFonts w:ascii="Calibri" w:hAnsi="Calibri" w:eastAsia="Calibri"/>
-          <w:b w:val="0"/>
-          <w:i w:val="0"/>
-          <w:sz w:val="22"/>
+          <w:sz w:val="20"/>
         </w:rPr>
-        <w:t>2. Stanford Encyclopedia of Philosophy. «Эйнштейндин илим философиясы».</w:t>
-      </w:r>
-      <w:r>
-        <w:rPr>
-          <w:rFonts w:ascii="Calibri" w:hAnsi="Calibri" w:eastAsia="Calibri"/>
-          <w:b w:val="0"/>
-          <w:i w:val="0"/>
-          <w:sz w:val="22"/>
-        </w:rPr>
-        <w:t xml:space="preserve"> </w:t>
+        <w:t xml:space="preserve">2. Stanford Encyclopedia of Philosophy. 'Einstein's Philosophy of Science.' </w:t>
       </w:r>
       <w:hyperlink r:id="rId10">
         <w:r>
           <w:rPr>
-            <w:rFonts w:ascii="Calibri" w:hAnsi="Calibri" w:eastAsia="Calibri"/>
-            <w:b w:val="0"/>
-            <w:i w:val="0"/>
-            <w:sz w:val="22"/>
-            <w:color w:val="0563C1"/>
-            <w:u w:val="single"/>
+            <w:sz w:val="20"/>
           </w:rPr>
           <w:t>https://plato.stanford.edu/entries/einstein-philscience/</w:t>
         </w:r>
       </w:hyperlink>
-    </w:p>
-    <w:p>
-      <w:pPr>
-        <w:keepNext/>
-        <w:spacing w:before="240" w:after="120"/>
-      </w:pPr>
       <w:r>
         <w:rPr>
-          <w:rFonts w:ascii="Calibri" w:hAnsi="Calibri" w:eastAsia="Calibri"/>
-          <w:b/>
-          <w:i w:val="0"/>
-          <w:color w:val="004E8C"/>
-          <w:sz w:val="24"/>
+          <w:sz w:val="20"/>
         </w:rPr>
-        <w:t>D. Музейлердин, архивдердин жана китепканалардын материалдары</w:t>
       </w:r>
     </w:p>
     <w:p>
       <w:pPr>
-        <w:spacing w:after="80"/>
-        <w:ind w:left="360"/>
+        <w:pStyle w:val="Heading2"/>
+        <w:widowControl/>
       </w:pPr>
       <w:r>
         <w:rPr>
-          <w:rFonts w:ascii="Calibri" w:hAnsi="Calibri" w:eastAsia="Calibri"/>
-          <w:b w:val="0"/>
-          <w:i w:val="0"/>
-          <w:sz w:val="22"/>
+          <w:sz w:val="20"/>
         </w:rPr>
-        <w:t>1. Albert Einstein Archives (Hebrew University of Jerusalem).</w:t>
+        <w:t>Музейлердин, архивдердин жана китепканалардын материалдары</w:t>
       </w:r>
+    </w:p>
+    <w:p>
+      <w:pPr>
+        <w:widowControl/>
+      </w:pPr>
       <w:r>
         <w:rPr>
-          <w:rFonts w:ascii="Calibri" w:hAnsi="Calibri" w:eastAsia="Calibri"/>
-          <w:b w:val="0"/>
-          <w:i w:val="0"/>
-          <w:sz w:val="22"/>
+          <w:sz w:val="20"/>
         </w:rPr>
-        <w:t xml:space="preserve"> </w:t>
+        <w:t xml:space="preserve">1. Albert Einstein Archives (Hebrew University of Jerusalem). </w:t>
       </w:r>
       <w:hyperlink r:id="rId11">
         <w:r>
           <w:rPr>
-            <w:rFonts w:ascii="Calibri" w:hAnsi="Calibri" w:eastAsia="Calibri"/>
-            <w:b w:val="0"/>
-            <w:i w:val="0"/>
-            <w:sz w:val="22"/>
-            <w:color w:val="0563C1"/>
-            <w:u w:val="single"/>
+            <w:sz w:val="20"/>
           </w:rPr>
           <w:t>https://www.alberteinstein.info/</w:t>
         </w:r>
       </w:hyperlink>
-    </w:p>
-    <w:p>
-      <w:pPr>
-        <w:keepNext/>
-        <w:spacing w:before="240" w:after="120"/>
-      </w:pPr>
       <w:r>
         <w:rPr>
-          <w:rFonts w:ascii="Calibri" w:hAnsi="Calibri" w:eastAsia="Calibri"/>
-          <w:b/>
-          <w:i w:val="0"/>
-          <w:color w:val="004E8C"/>
-          <w:sz w:val="24"/>
+          <w:sz w:val="20"/>
         </w:rPr>
-        <w:t>G. Космос агенттиктеринин, лабораториялардын жана илимий уюмдардын материалдары</w:t>
       </w:r>
     </w:p>
     <w:p>
       <w:pPr>
-        <w:spacing w:after="80"/>
-        <w:ind w:left="360"/>
+        <w:pStyle w:val="Heading2"/>
+        <w:widowControl/>
       </w:pPr>
       <w:r>
         <w:rPr>
-          <w:rFonts w:ascii="Calibri" w:hAnsi="Calibri" w:eastAsia="Calibri"/>
-          <w:b w:val="0"/>
-          <w:i w:val="0"/>
-          <w:sz w:val="22"/>
+          <w:sz w:val="20"/>
         </w:rPr>
-        <w:t>1. NASA Space Place. «Тартылуу толкуну деген эмне?» / жалпы окурманга арналган салыштырмалуулук тууралуу маалымат.</w:t>
+        <w:t>Космос агенттиктери, лабораториялар жана илимий уюмдар</w:t>
       </w:r>
+    </w:p>
+    <w:p>
+      <w:pPr>
+        <w:widowControl/>
+      </w:pPr>
       <w:r>
         <w:rPr>
-          <w:rFonts w:ascii="Calibri" w:hAnsi="Calibri" w:eastAsia="Calibri"/>
-          <w:b w:val="0"/>
-          <w:i w:val="0"/>
-          <w:sz w:val="22"/>
+          <w:sz w:val="20"/>
         </w:rPr>
-        <w:t xml:space="preserve"> </w:t>
+        <w:t xml:space="preserve">1. NASA Space Place. 'What Is a Gravitational Wave?' / relativity context for public readers. </w:t>
       </w:r>
       <w:hyperlink r:id="rId12">
         <w:r>
           <w:rPr>
-            <w:rFonts w:ascii="Calibri" w:hAnsi="Calibri" w:eastAsia="Calibri"/>
-            <w:b w:val="0"/>
-            <w:i w:val="0"/>
-            <w:sz w:val="22"/>
-            <w:color w:val="0563C1"/>
-            <w:u w:val="single"/>
+            <w:sz w:val="20"/>
           </w:rPr>
           <w:t>https://spaceplace.nasa.gov/gravitational-waves/en/</w:t>
         </w:r>
       </w:hyperlink>
+      <w:r>
+        <w:rPr>
+          <w:sz w:val="20"/>
+        </w:rPr>
+      </w:r>
     </w:p>
     <w:p>
       <w:pPr>
-        <w:spacing w:after="80"/>
-        <w:ind w:left="360"/>
+        <w:widowControl/>
       </w:pPr>
       <w:r>
         <w:rPr>
-          <w:rFonts w:ascii="Calibri" w:hAnsi="Calibri" w:eastAsia="Calibri"/>
-          <w:b w:val="0"/>
-          <w:i w:val="0"/>
-          <w:sz w:val="22"/>
+          <w:sz w:val="20"/>
         </w:rPr>
-        <w:t>2. LIGO Laboratory. Тартылуу толкундарынын алгачкы катталышы, 11-февраль, 2016-жыл.</w:t>
-      </w:r>
-      <w:r>
-        <w:rPr>
-          <w:rFonts w:ascii="Calibri" w:hAnsi="Calibri" w:eastAsia="Calibri"/>
-          <w:b w:val="0"/>
-          <w:i w:val="0"/>
-          <w:sz w:val="22"/>
-        </w:rPr>
-        <w:t xml:space="preserve"> </w:t>
+        <w:t xml:space="preserve">2. LIGO Laboratory. First detection of gravitational waves, 11 February 2016. </w:t>
       </w:r>
       <w:hyperlink r:id="rId13">
         <w:r>
           <w:rPr>
-            <w:rFonts w:ascii="Calibri" w:hAnsi="Calibri" w:eastAsia="Calibri"/>
-            <w:b w:val="0"/>
-            <w:i w:val="0"/>
-            <w:sz w:val="22"/>
-            <w:color w:val="0563C1"/>
-            <w:u w:val="single"/>
+            <w:sz w:val="20"/>
           </w:rPr>
           <w:t>https://www.ligo.caltech.edu/news/ligo20160211</w:t>
         </w:r>
       </w:hyperlink>
+      <w:r>
+        <w:rPr>
+          <w:sz w:val="20"/>
+        </w:rPr>
+      </w:r>
     </w:p>
     <w:p>
       <w:pPr>
-        <w:spacing w:after="80"/>
-        <w:ind w:left="360"/>
+        <w:widowControl/>
       </w:pPr>
       <w:r>
         <w:rPr>
-          <w:rFonts w:ascii="Calibri" w:hAnsi="Calibri" w:eastAsia="Calibri"/>
-          <w:b w:val="0"/>
-          <w:i w:val="0"/>
-          <w:sz w:val="22"/>
+          <w:sz w:val="20"/>
         </w:rPr>
-        <w:t>3. Event Horizon Telescope. Кара тешиктин алгачкы сүрөтү, 10-апрель, 2019-жыл.</w:t>
-      </w:r>
-      <w:r>
-        <w:rPr>
-          <w:rFonts w:ascii="Calibri" w:hAnsi="Calibri" w:eastAsia="Calibri"/>
-          <w:b w:val="0"/>
-          <w:i w:val="0"/>
-          <w:sz w:val="22"/>
-        </w:rPr>
-        <w:t xml:space="preserve"> </w:t>
+        <w:t xml:space="preserve">3. Event Horizon Telescope. First image of a black hole, 10 April 2019. </w:t>
       </w:r>
       <w:hyperlink r:id="rId14">
         <w:r>
           <w:rPr>
-            <w:rFonts w:ascii="Calibri" w:hAnsi="Calibri" w:eastAsia="Calibri"/>
-            <w:b w:val="0"/>
-            <w:i w:val="0"/>
-            <w:sz w:val="22"/>
-            <w:color w:val="0563C1"/>
-            <w:u w:val="single"/>
+            <w:sz w:val="20"/>
           </w:rPr>
           <w:t>https://eventhorizontelescope.org/press-release-april-10-2019-astronomers-capture-first-image-black-hole</w:t>
         </w:r>
       </w:hyperlink>
+      <w:r>
+        <w:rPr>
+          <w:sz w:val="20"/>
+        </w:rPr>
+      </w:r>
     </w:p>
     <w:p>
       <w:pPr>
-        <w:spacing w:after="80"/>
-        <w:ind w:left="360"/>
+        <w:widowControl/>
       </w:pPr>
       <w:r>
         <w:rPr>
-          <w:rFonts w:ascii="Calibri" w:hAnsi="Calibri" w:eastAsia="Calibri"/>
-          <w:b w:val="0"/>
-          <w:i w:val="0"/>
-          <w:sz w:val="22"/>
+          <w:sz w:val="20"/>
         </w:rPr>
-        <w:t>4. Nobel Prize. Физика боюнча 1921-жылкы сыйлык (Альберт Эйнштейн).</w:t>
-      </w:r>
-      <w:r>
-        <w:rPr>
-          <w:rFonts w:ascii="Calibri" w:hAnsi="Calibri" w:eastAsia="Calibri"/>
-          <w:b w:val="0"/>
-          <w:i w:val="0"/>
-          <w:sz w:val="22"/>
-        </w:rPr>
-        <w:t xml:space="preserve"> </w:t>
+        <w:t xml:space="preserve">4. Nobel Prize. Physics 1921 (Albert Einstein). </w:t>
       </w:r>
       <w:hyperlink r:id="rId15">
         <w:r>
           <w:rPr>
-            <w:rFonts w:ascii="Calibri" w:hAnsi="Calibri" w:eastAsia="Calibri"/>
-            <w:b w:val="0"/>
-            <w:i w:val="0"/>
-            <w:sz w:val="22"/>
-            <w:color w:val="0563C1"/>
-            <w:u w:val="single"/>
+            <w:sz w:val="20"/>
           </w:rPr>
           <w:t>https://www.nobelprize.org/prizes/physics/1921/summary/</w:t>
         </w:r>
       </w:hyperlink>
+      <w:r>
+        <w:rPr>
+          <w:sz w:val="20"/>
+        </w:rPr>
+      </w:r>
     </w:p>
     <w:sectPr>
-      <w:pgSz w:w="12240" w:h="15840"/>
-      <w:pgMar w:top="1296" w:right="1440" w:bottom="1296" w:left="1440" w:header="720" w:footer="720" w:gutter="0"/>
+      <w:footerReference w:type="default" r:id="rId16"/>
+      <w:pgSz w:w="11906" w:h="16838"/>
+      <w:pgMar w:top="1020" w:right="1134" w:bottom="1020" w:left="1134" w:header="720" w:footer="720" w:gutter="0"/>
       <w:cols w:space="720"/>
       <w:docGrid w:linePitch="360"/>
     </w:sectPr>
   </w:body>
 </w:document>
+</file>
+
+<file path=word/footer1.xml><?xml version="1.0" encoding="utf-8"?>
+<w:ftr xmlns:m="http://schemas.openxmlformats.org/officeDocument/2006/math" xmlns:mc="http://schemas.openxmlformats.org/markup-compatibility/2006" xmlns:mo="http://schemas.microsoft.com/office/mac/office/2008/main" xmlns:mv="urn:schemas-microsoft-com:mac:vml" xmlns:o="urn:schemas-microsoft-com:office:office" xmlns:r="http://schemas.openxmlformats.org/officeDocument/2006/relationships" xmlns:v="urn:schemas-microsoft-com:vml" xmlns:w10="urn:schemas-microsoft-com:office:word" xmlns:w14="http://schemas.microsoft.com/office/word/2010/wordml" xmlns:w="http://schemas.openxmlformats.org/wordprocessingml/2006/main" xmlns:wne="http://schemas.microsoft.com/office/word/2006/wordml" xmlns:wp14="http://schemas.microsoft.com/office/word/2010/wordprocessingDrawing" xmlns:wp="http://schemas.openxmlformats.org/drawingml/2006/wordprocessingDrawing" xmlns:wpc="http://schemas.microsoft.com/office/word/2010/wordprocessingCanvas" xmlns:wpg="http://schemas.microsoft.com/office/word/2010/wordprocessingGroup" xmlns:wpi="http://schemas.microsoft.com/office/word/2010/wordprocessingInk" xmlns:wps="http://schemas.microsoft.com/office/word/2010/wordprocessingShape" mc:Ignorable="w14 wp14">
+  <w:p>
+    <w:pPr>
+      <w:pStyle w:val="Footer"/>
+      <w:jc w:val="right"/>
+    </w:pPr>
+    <w:fldSimple w:instr="PAGE"/>
+  </w:p>
+</w:ftr>
 </file>
 
 <file path=word/numbering.xml><?xml version="1.0" encoding="utf-8"?>
@@ -868,7 +643,7 @@
   <w:docDefaults>
     <w:rPrDefault>
       <w:rPr>
-        <w:rFonts w:asciiTheme="minorHAnsi" w:eastAsiaTheme="minorEastAsia" w:hAnsiTheme="minorHAnsi" w:cstheme="minorBidi"/>
+        <w:rFonts/>
         <w:sz w:val="22"/>
         <w:szCs w:val="22"/>
         <w:lang w:val="en-US" w:eastAsia="en-US" w:bidi="ar-SA"/>
@@ -1023,6 +798,15 @@
     <w:name w:val="Normal"/>
     <w:qFormat/>
     <w:rsid w:val="00FC693F"/>
+    <w:pPr>
+      <w:spacing w:after="120" w:line="259" w:lineRule="auto"/>
+    </w:pPr>
+    <w:rPr>
+      <w:rFonts w:ascii="Times New Roman" w:hAnsi="Times New Roman"/>
+      <w:color w:val="000000"/>
+      <w:sz w:val="24"/>
+      <w:lang w:val="ky-KG"/>
+    </w:rPr>
   </w:style>
   <w:style w:type="paragraph" w:styleId="Header">
     <w:name w:val="header"/>
@@ -1079,16 +863,17 @@
     <w:pPr>
       <w:keepNext/>
       <w:keepLines/>
-      <w:spacing w:before="480" w:after="0"/>
+      <w:spacing w:before="480" w:after="120" w:line="259" w:lineRule="auto"/>
       <w:outlineLvl w:val="0"/>
     </w:pPr>
     <w:rPr>
-      <w:rFonts w:asciiTheme="majorHAnsi" w:eastAsiaTheme="majorEastAsia" w:hAnsiTheme="majorHAnsi" w:cstheme="majorBidi"/>
+      <w:rFonts w:ascii="Times New Roman" w:hAnsi="Times New Roman"/>
       <w:b/>
       <w:bCs/>
-      <w:color w:val="365F91" w:themeColor="accent1" w:themeShade="BF"/>
-      <w:sz w:val="28"/>
+      <w:color w:val="000000"/>
+      <w:sz w:val="26"/>
       <w:szCs w:val="28"/>
+      <w:lang w:val="ky-KG"/>
     </w:rPr>
   </w:style>
   <w:style w:type="paragraph" w:styleId="Heading2">
@@ -1103,16 +888,17 @@
     <w:pPr>
       <w:keepNext/>
       <w:keepLines/>
-      <w:spacing w:before="200" w:after="0"/>
+      <w:spacing w:before="200" w:after="120" w:line="259" w:lineRule="auto"/>
       <w:outlineLvl w:val="1"/>
     </w:pPr>
     <w:rPr>
-      <w:rFonts w:asciiTheme="majorHAnsi" w:eastAsiaTheme="majorEastAsia" w:hAnsiTheme="majorHAnsi" w:cstheme="majorBidi"/>
+      <w:rFonts w:ascii="Times New Roman" w:hAnsi="Times New Roman"/>
       <w:b/>
       <w:bCs/>
-      <w:color w:val="4F81BD" w:themeColor="accent1"/>
+      <w:color w:val="000000"/>
       <w:sz w:val="26"/>
       <w:szCs w:val="26"/>
+      <w:lang w:val="ky-KG"/>
     </w:rPr>
   </w:style>
   <w:style w:type="paragraph" w:styleId="Heading3">
@@ -1131,7 +917,7 @@
       <w:outlineLvl w:val="2"/>
     </w:pPr>
     <w:rPr>
-      <w:rFonts w:asciiTheme="majorHAnsi" w:eastAsiaTheme="majorEastAsia" w:hAnsiTheme="majorHAnsi" w:cstheme="majorBidi"/>
+      <w:rFonts/>
       <w:b/>
       <w:bCs/>
       <w:color w:val="4F81BD" w:themeColor="accent1"/>
@@ -1154,7 +940,7 @@
       <w:outlineLvl w:val="3"/>
     </w:pPr>
     <w:rPr>
-      <w:rFonts w:asciiTheme="majorHAnsi" w:eastAsiaTheme="majorEastAsia" w:hAnsiTheme="majorHAnsi" w:cstheme="majorBidi"/>
+      <w:rFonts/>
       <w:b/>
       <w:bCs/>
       <w:i/>
@@ -1179,7 +965,7 @@
       <w:outlineLvl w:val="4"/>
     </w:pPr>
     <w:rPr>
-      <w:rFonts w:asciiTheme="majorHAnsi" w:eastAsiaTheme="majorEastAsia" w:hAnsiTheme="majorHAnsi" w:cstheme="majorBidi"/>
+      <w:rFonts/>
       <w:color w:val="243F60" w:themeColor="accent1" w:themeShade="7F"/>
     </w:rPr>
   </w:style>
@@ -1200,7 +986,7 @@
       <w:outlineLvl w:val="5"/>
     </w:pPr>
     <w:rPr>
-      <w:rFonts w:asciiTheme="majorHAnsi" w:eastAsiaTheme="majorEastAsia" w:hAnsiTheme="majorHAnsi" w:cstheme="majorBidi"/>
+      <w:rFonts/>
       <w:i/>
       <w:iCs/>
       <w:color w:val="243F60" w:themeColor="accent1" w:themeShade="7F"/>
@@ -1223,7 +1009,7 @@
       <w:outlineLvl w:val="6"/>
     </w:pPr>
     <w:rPr>
-      <w:rFonts w:asciiTheme="majorHAnsi" w:eastAsiaTheme="majorEastAsia" w:hAnsiTheme="majorHAnsi" w:cstheme="majorBidi"/>
+      <w:rFonts/>
       <w:i/>
       <w:iCs/>
       <w:color w:val="404040" w:themeColor="text1" w:themeTint="BF"/>
@@ -1246,7 +1032,7 @@
       <w:outlineLvl w:val="7"/>
     </w:pPr>
     <w:rPr>
-      <w:rFonts w:asciiTheme="majorHAnsi" w:eastAsiaTheme="majorEastAsia" w:hAnsiTheme="majorHAnsi" w:cstheme="majorBidi"/>
+      <w:rFonts/>
       <w:color w:val="4F81BD" w:themeColor="accent1"/>
       <w:sz w:val="20"/>
       <w:szCs w:val="20"/>
@@ -1269,7 +1055,7 @@
       <w:outlineLvl w:val="8"/>
     </w:pPr>
     <w:rPr>
-      <w:rFonts w:asciiTheme="majorHAnsi" w:eastAsiaTheme="majorEastAsia" w:hAnsiTheme="majorHAnsi" w:cstheme="majorBidi"/>
+      <w:rFonts/>
       <w:i/>
       <w:iCs/>
       <w:color w:val="404040" w:themeColor="text1" w:themeTint="BF"/>
@@ -1320,7 +1106,7 @@
     <w:uiPriority w:val="9"/>
     <w:rsid w:val="00FC693F"/>
     <w:rPr>
-      <w:rFonts w:asciiTheme="majorHAnsi" w:eastAsiaTheme="majorEastAsia" w:hAnsiTheme="majorHAnsi" w:cstheme="majorBidi"/>
+      <w:rFonts/>
       <w:b/>
       <w:bCs/>
       <w:color w:val="365F91" w:themeColor="accent1" w:themeShade="BF"/>
@@ -1335,7 +1121,7 @@
     <w:uiPriority w:val="9"/>
     <w:rsid w:val="00FC693F"/>
     <w:rPr>
-      <w:rFonts w:asciiTheme="majorHAnsi" w:eastAsiaTheme="majorEastAsia" w:hAnsiTheme="majorHAnsi" w:cstheme="majorBidi"/>
+      <w:rFonts/>
       <w:b/>
       <w:bCs/>
       <w:color w:val="4F81BD" w:themeColor="accent1"/>
@@ -1350,7 +1136,7 @@
     <w:uiPriority w:val="9"/>
     <w:rsid w:val="00FC693F"/>
     <w:rPr>
-      <w:rFonts w:asciiTheme="majorHAnsi" w:eastAsiaTheme="majorEastAsia" w:hAnsiTheme="majorHAnsi" w:cstheme="majorBidi"/>
+      <w:rFonts/>
       <w:b/>
       <w:bCs/>
       <w:color w:val="4F81BD" w:themeColor="accent1"/>
@@ -1365,19 +1151,17 @@
     <w:qFormat/>
     <w:rsid w:val="00FC693F"/>
     <w:pPr>
-      <w:pBdr>
-        <w:bottom w:val="single" w:sz="8" w:space="4" w:color="4F81BD" w:themeColor="accent1"/>
-      </w:pBdr>
-      <w:spacing w:after="300" w:line="240" w:lineRule="auto"/>
+      <w:spacing w:after="120" w:line="259" w:lineRule="auto"/>
       <w:contextualSpacing/>
     </w:pPr>
     <w:rPr>
-      <w:rFonts w:asciiTheme="majorHAnsi" w:eastAsiaTheme="majorEastAsia" w:hAnsiTheme="majorHAnsi" w:cstheme="majorBidi"/>
-      <w:color w:val="17365D" w:themeColor="text2" w:themeShade="BF"/>
+      <w:rFonts w:ascii="Times New Roman" w:hAnsi="Times New Roman"/>
+      <w:color w:val="000000"/>
       <w:spacing w:val="5"/>
       <w:kern w:val="28"/>
-      <w:sz w:val="52"/>
+      <w:sz w:val="40"/>
       <w:szCs w:val="52"/>
+      <w:lang w:val="ky-KG"/>
     </w:rPr>
   </w:style>
   <w:style w:type="character" w:customStyle="1" w:styleId="TitleChar">
@@ -1387,7 +1171,7 @@
     <w:uiPriority w:val="10"/>
     <w:rsid w:val="00FC693F"/>
     <w:rPr>
-      <w:rFonts w:asciiTheme="majorHAnsi" w:eastAsiaTheme="majorEastAsia" w:hAnsiTheme="majorHAnsi" w:cstheme="majorBidi"/>
+      <w:rFonts/>
       <w:color w:val="17365D" w:themeColor="text2" w:themeShade="BF"/>
       <w:spacing w:val="5"/>
       <w:kern w:val="28"/>
@@ -1409,7 +1193,7 @@
       </w:numPr>
     </w:pPr>
     <w:rPr>
-      <w:rFonts w:asciiTheme="majorHAnsi" w:eastAsiaTheme="majorEastAsia" w:hAnsiTheme="majorHAnsi" w:cstheme="majorBidi"/>
+      <w:rFonts/>
       <w:i/>
       <w:iCs/>
       <w:color w:val="4F81BD" w:themeColor="accent1"/>
@@ -1425,7 +1209,7 @@
     <w:uiPriority w:val="11"/>
     <w:rsid w:val="00FC693F"/>
     <w:rPr>
-      <w:rFonts w:asciiTheme="majorHAnsi" w:eastAsiaTheme="majorEastAsia" w:hAnsiTheme="majorHAnsi" w:cstheme="majorBidi"/>
+      <w:rFonts/>
       <w:i/>
       <w:iCs/>
       <w:color w:val="4F81BD" w:themeColor="accent1"/>
@@ -1550,8 +1334,15 @@
       <w:numPr>
         <w:numId w:val="1"/>
       </w:numPr>
+      <w:spacing w:after="120" w:line="259" w:lineRule="auto"/>
       <w:contextualSpacing/>
     </w:pPr>
+    <w:rPr>
+      <w:rFonts w:ascii="Times New Roman" w:hAnsi="Times New Roman"/>
+      <w:color w:val="000000"/>
+      <w:sz w:val="24"/>
+      <w:lang w:val="ky-KG"/>
+    </w:rPr>
   </w:style>
   <w:style w:type="paragraph" w:styleId="ListBullet2">
     <w:name w:val="List Bullet 2"/>
@@ -1723,7 +1514,7 @@
     <w:semiHidden/>
     <w:rsid w:val="00FC693F"/>
     <w:rPr>
-      <w:rFonts w:asciiTheme="majorHAnsi" w:eastAsiaTheme="majorEastAsia" w:hAnsiTheme="majorHAnsi" w:cstheme="majorBidi"/>
+      <w:rFonts/>
       <w:b/>
       <w:bCs/>
       <w:i/>
@@ -1739,7 +1530,7 @@
     <w:semiHidden/>
     <w:rsid w:val="00FC693F"/>
     <w:rPr>
-      <w:rFonts w:asciiTheme="majorHAnsi" w:eastAsiaTheme="majorEastAsia" w:hAnsiTheme="majorHAnsi" w:cstheme="majorBidi"/>
+      <w:rFonts/>
       <w:color w:val="243F60" w:themeColor="accent1" w:themeShade="7F"/>
     </w:rPr>
   </w:style>
@@ -1751,7 +1542,7 @@
     <w:semiHidden/>
     <w:rsid w:val="00FC693F"/>
     <w:rPr>
-      <w:rFonts w:asciiTheme="majorHAnsi" w:eastAsiaTheme="majorEastAsia" w:hAnsiTheme="majorHAnsi" w:cstheme="majorBidi"/>
+      <w:rFonts/>
       <w:i/>
       <w:iCs/>
       <w:color w:val="243F60" w:themeColor="accent1" w:themeShade="7F"/>
@@ -1765,7 +1556,7 @@
     <w:semiHidden/>
     <w:rsid w:val="00FC693F"/>
     <w:rPr>
-      <w:rFonts w:asciiTheme="majorHAnsi" w:eastAsiaTheme="majorEastAsia" w:hAnsiTheme="majorHAnsi" w:cstheme="majorBidi"/>
+      <w:rFonts/>
       <w:i/>
       <w:iCs/>
       <w:color w:val="404040" w:themeColor="text1" w:themeTint="BF"/>
@@ -1779,7 +1570,7 @@
     <w:semiHidden/>
     <w:rsid w:val="00FC693F"/>
     <w:rPr>
-      <w:rFonts w:asciiTheme="majorHAnsi" w:eastAsiaTheme="majorEastAsia" w:hAnsiTheme="majorHAnsi" w:cstheme="majorBidi"/>
+      <w:rFonts/>
       <w:color w:val="4F81BD" w:themeColor="accent1"/>
       <w:sz w:val="20"/>
       <w:szCs w:val="20"/>
@@ -1793,7 +1584,7 @@
     <w:semiHidden/>
     <w:rsid w:val="00FC693F"/>
     <w:rPr>
-      <w:rFonts w:asciiTheme="majorHAnsi" w:eastAsiaTheme="majorEastAsia" w:hAnsiTheme="majorHAnsi" w:cstheme="majorBidi"/>
+      <w:rFonts/>
       <w:i/>
       <w:iCs/>
       <w:color w:val="404040" w:themeColor="text1" w:themeTint="BF"/>
@@ -1852,9 +1643,6 @@
     <w:qFormat/>
     <w:rsid w:val="00FC693F"/>
     <w:pPr>
-      <w:pBdr>
-        <w:bottom w:val="single" w:sz="4" w:space="4" w:color="4F81BD" w:themeColor="accent1"/>
-      </w:pBdr>
       <w:spacing w:before="200" w:after="280"/>
       <w:ind w:left="936" w:right="936"/>
     </w:pPr>
@@ -3382,7 +3170,7 @@
         <w:spacing w:before="0" w:after="0" w:line="240" w:lineRule="auto"/>
       </w:pPr>
       <w:rPr>
-        <w:rFonts w:asciiTheme="majorHAnsi" w:eastAsiaTheme="majorEastAsia" w:hAnsiTheme="majorHAnsi" w:cstheme="majorBidi"/>
+        <w:rFonts/>
         <w:b/>
         <w:bCs/>
       </w:rPr>
@@ -3403,7 +3191,7 @@
         <w:spacing w:before="0" w:after="0" w:line="240" w:lineRule="auto"/>
       </w:pPr>
       <w:rPr>
-        <w:rFonts w:asciiTheme="majorHAnsi" w:eastAsiaTheme="majorEastAsia" w:hAnsiTheme="majorHAnsi" w:cstheme="majorBidi"/>
+        <w:rFonts/>
         <w:b/>
         <w:bCs/>
       </w:rPr>
@@ -3421,14 +3209,14 @@
     </w:tblStylePr>
     <w:tblStylePr w:type="firstCol">
       <w:rPr>
-        <w:rFonts w:asciiTheme="majorHAnsi" w:eastAsiaTheme="majorEastAsia" w:hAnsiTheme="majorHAnsi" w:cstheme="majorBidi"/>
+        <w:rFonts/>
         <w:b/>
         <w:bCs/>
       </w:rPr>
     </w:tblStylePr>
     <w:tblStylePr w:type="lastCol">
       <w:rPr>
-        <w:rFonts w:asciiTheme="majorHAnsi" w:eastAsiaTheme="majorEastAsia" w:hAnsiTheme="majorHAnsi" w:cstheme="majorBidi"/>
+        <w:rFonts/>
         <w:b/>
         <w:bCs/>
       </w:rPr>
@@ -3512,7 +3300,7 @@
         <w:spacing w:before="0" w:after="0" w:line="240" w:lineRule="auto"/>
       </w:pPr>
       <w:rPr>
-        <w:rFonts w:asciiTheme="majorHAnsi" w:eastAsiaTheme="majorEastAsia" w:hAnsiTheme="majorHAnsi" w:cstheme="majorBidi"/>
+        <w:rFonts/>
         <w:b/>
         <w:bCs/>
       </w:rPr>
@@ -3533,7 +3321,7 @@
         <w:spacing w:before="0" w:after="0" w:line="240" w:lineRule="auto"/>
       </w:pPr>
       <w:rPr>
-        <w:rFonts w:asciiTheme="majorHAnsi" w:eastAsiaTheme="majorEastAsia" w:hAnsiTheme="majorHAnsi" w:cstheme="majorBidi"/>
+        <w:rFonts/>
         <w:b/>
         <w:bCs/>
       </w:rPr>
@@ -3551,14 +3339,14 @@
     </w:tblStylePr>
     <w:tblStylePr w:type="firstCol">
       <w:rPr>
-        <w:rFonts w:asciiTheme="majorHAnsi" w:eastAsiaTheme="majorEastAsia" w:hAnsiTheme="majorHAnsi" w:cstheme="majorBidi"/>
+        <w:rFonts/>
         <w:b/>
         <w:bCs/>
       </w:rPr>
     </w:tblStylePr>
     <w:tblStylePr w:type="lastCol">
       <w:rPr>
-        <w:rFonts w:asciiTheme="majorHAnsi" w:eastAsiaTheme="majorEastAsia" w:hAnsiTheme="majorHAnsi" w:cstheme="majorBidi"/>
+        <w:rFonts/>
         <w:b/>
         <w:bCs/>
       </w:rPr>
@@ -3642,7 +3430,7 @@
         <w:spacing w:before="0" w:after="0" w:line="240" w:lineRule="auto"/>
       </w:pPr>
       <w:rPr>
-        <w:rFonts w:asciiTheme="majorHAnsi" w:eastAsiaTheme="majorEastAsia" w:hAnsiTheme="majorHAnsi" w:cstheme="majorBidi"/>
+        <w:rFonts/>
         <w:b/>
         <w:bCs/>
       </w:rPr>
@@ -3663,7 +3451,7 @@
         <w:spacing w:before="0" w:after="0" w:line="240" w:lineRule="auto"/>
       </w:pPr>
       <w:rPr>
-        <w:rFonts w:asciiTheme="majorHAnsi" w:eastAsiaTheme="majorEastAsia" w:hAnsiTheme="majorHAnsi" w:cstheme="majorBidi"/>
+        <w:rFonts/>
         <w:b/>
         <w:bCs/>
       </w:rPr>
@@ -3681,14 +3469,14 @@
     </w:tblStylePr>
     <w:tblStylePr w:type="firstCol">
       <w:rPr>
-        <w:rFonts w:asciiTheme="majorHAnsi" w:eastAsiaTheme="majorEastAsia" w:hAnsiTheme="majorHAnsi" w:cstheme="majorBidi"/>
+        <w:rFonts/>
         <w:b/>
         <w:bCs/>
       </w:rPr>
     </w:tblStylePr>
     <w:tblStylePr w:type="lastCol">
       <w:rPr>
-        <w:rFonts w:asciiTheme="majorHAnsi" w:eastAsiaTheme="majorEastAsia" w:hAnsiTheme="majorHAnsi" w:cstheme="majorBidi"/>
+        <w:rFonts/>
         <w:b/>
         <w:bCs/>
       </w:rPr>
@@ -3772,7 +3560,7 @@
         <w:spacing w:before="0" w:after="0" w:line="240" w:lineRule="auto"/>
       </w:pPr>
       <w:rPr>
-        <w:rFonts w:asciiTheme="majorHAnsi" w:eastAsiaTheme="majorEastAsia" w:hAnsiTheme="majorHAnsi" w:cstheme="majorBidi"/>
+        <w:rFonts/>
         <w:b/>
         <w:bCs/>
       </w:rPr>
@@ -3793,7 +3581,7 @@
         <w:spacing w:before="0" w:after="0" w:line="240" w:lineRule="auto"/>
       </w:pPr>
       <w:rPr>
-        <w:rFonts w:asciiTheme="majorHAnsi" w:eastAsiaTheme="majorEastAsia" w:hAnsiTheme="majorHAnsi" w:cstheme="majorBidi"/>
+        <w:rFonts/>
         <w:b/>
         <w:bCs/>
       </w:rPr>
@@ -3811,14 +3599,14 @@
     </w:tblStylePr>
     <w:tblStylePr w:type="firstCol">
       <w:rPr>
-        <w:rFonts w:asciiTheme="majorHAnsi" w:eastAsiaTheme="majorEastAsia" w:hAnsiTheme="majorHAnsi" w:cstheme="majorBidi"/>
+        <w:rFonts/>
         <w:b/>
         <w:bCs/>
       </w:rPr>
     </w:tblStylePr>
     <w:tblStylePr w:type="lastCol">
       <w:rPr>
-        <w:rFonts w:asciiTheme="majorHAnsi" w:eastAsiaTheme="majorEastAsia" w:hAnsiTheme="majorHAnsi" w:cstheme="majorBidi"/>
+        <w:rFonts/>
         <w:b/>
         <w:bCs/>
       </w:rPr>
@@ -3902,7 +3690,7 @@
         <w:spacing w:before="0" w:after="0" w:line="240" w:lineRule="auto"/>
       </w:pPr>
       <w:rPr>
-        <w:rFonts w:asciiTheme="majorHAnsi" w:eastAsiaTheme="majorEastAsia" w:hAnsiTheme="majorHAnsi" w:cstheme="majorBidi"/>
+        <w:rFonts/>
         <w:b/>
         <w:bCs/>
       </w:rPr>
@@ -3923,7 +3711,7 @@
         <w:spacing w:before="0" w:after="0" w:line="240" w:lineRule="auto"/>
       </w:pPr>
       <w:rPr>
-        <w:rFonts w:asciiTheme="majorHAnsi" w:eastAsiaTheme="majorEastAsia" w:hAnsiTheme="majorHAnsi" w:cstheme="majorBidi"/>
+        <w:rFonts/>
         <w:b/>
         <w:bCs/>
       </w:rPr>
@@ -3941,14 +3729,14 @@
     </w:tblStylePr>
     <w:tblStylePr w:type="firstCol">
       <w:rPr>
-        <w:rFonts w:asciiTheme="majorHAnsi" w:eastAsiaTheme="majorEastAsia" w:hAnsiTheme="majorHAnsi" w:cstheme="majorBidi"/>
+        <w:rFonts/>
         <w:b/>
         <w:bCs/>
       </w:rPr>
     </w:tblStylePr>
     <w:tblStylePr w:type="lastCol">
       <w:rPr>
-        <w:rFonts w:asciiTheme="majorHAnsi" w:eastAsiaTheme="majorEastAsia" w:hAnsiTheme="majorHAnsi" w:cstheme="majorBidi"/>
+        <w:rFonts/>
         <w:b/>
         <w:bCs/>
       </w:rPr>
@@ -4032,7 +3820,7 @@
         <w:spacing w:before="0" w:after="0" w:line="240" w:lineRule="auto"/>
       </w:pPr>
       <w:rPr>
-        <w:rFonts w:asciiTheme="majorHAnsi" w:eastAsiaTheme="majorEastAsia" w:hAnsiTheme="majorHAnsi" w:cstheme="majorBidi"/>
+        <w:rFonts/>
         <w:b/>
         <w:bCs/>
       </w:rPr>
@@ -4053,7 +3841,7 @@
         <w:spacing w:before="0" w:after="0" w:line="240" w:lineRule="auto"/>
       </w:pPr>
       <w:rPr>
-        <w:rFonts w:asciiTheme="majorHAnsi" w:eastAsiaTheme="majorEastAsia" w:hAnsiTheme="majorHAnsi" w:cstheme="majorBidi"/>
+        <w:rFonts/>
         <w:b/>
         <w:bCs/>
       </w:rPr>
@@ -4071,14 +3859,14 @@
     </w:tblStylePr>
     <w:tblStylePr w:type="firstCol">
       <w:rPr>
-        <w:rFonts w:asciiTheme="majorHAnsi" w:eastAsiaTheme="majorEastAsia" w:hAnsiTheme="majorHAnsi" w:cstheme="majorBidi"/>
+        <w:rFonts/>
         <w:b/>
         <w:bCs/>
       </w:rPr>
     </w:tblStylePr>
     <w:tblStylePr w:type="lastCol">
       <w:rPr>
-        <w:rFonts w:asciiTheme="majorHAnsi" w:eastAsiaTheme="majorEastAsia" w:hAnsiTheme="majorHAnsi" w:cstheme="majorBidi"/>
+        <w:rFonts/>
         <w:b/>
         <w:bCs/>
       </w:rPr>
@@ -4162,7 +3950,7 @@
         <w:spacing w:before="0" w:after="0" w:line="240" w:lineRule="auto"/>
       </w:pPr>
       <w:rPr>
-        <w:rFonts w:asciiTheme="majorHAnsi" w:eastAsiaTheme="majorEastAsia" w:hAnsiTheme="majorHAnsi" w:cstheme="majorBidi"/>
+        <w:rFonts/>
         <w:b/>
         <w:bCs/>
       </w:rPr>
@@ -4183,7 +3971,7 @@
         <w:spacing w:before="0" w:after="0" w:line="240" w:lineRule="auto"/>
       </w:pPr>
       <w:rPr>
-        <w:rFonts w:asciiTheme="majorHAnsi" w:eastAsiaTheme="majorEastAsia" w:hAnsiTheme="majorHAnsi" w:cstheme="majorBidi"/>
+        <w:rFonts/>
         <w:b/>
         <w:bCs/>
       </w:rPr>
@@ -4201,14 +3989,14 @@
     </w:tblStylePr>
     <w:tblStylePr w:type="firstCol">
       <w:rPr>
-        <w:rFonts w:asciiTheme="majorHAnsi" w:eastAsiaTheme="majorEastAsia" w:hAnsiTheme="majorHAnsi" w:cstheme="majorBidi"/>
+        <w:rFonts/>
         <w:b/>
         <w:bCs/>
       </w:rPr>
     </w:tblStylePr>
     <w:tblStylePr w:type="lastCol">
       <w:rPr>
-        <w:rFonts w:asciiTheme="majorHAnsi" w:eastAsiaTheme="majorEastAsia" w:hAnsiTheme="majorHAnsi" w:cstheme="majorBidi"/>
+        <w:rFonts/>
         <w:b/>
         <w:bCs/>
       </w:rPr>
@@ -6073,7 +5861,7 @@
     </w:tblPr>
     <w:tblStylePr w:type="firstRow">
       <w:rPr>
-        <w:rFonts w:asciiTheme="majorHAnsi" w:eastAsiaTheme="majorEastAsia" w:hAnsiTheme="majorHAnsi" w:cstheme="majorBidi"/>
+        <w:rFonts/>
       </w:rPr>
       <w:tblPr/>
       <w:tcPr>
@@ -6157,7 +5945,7 @@
     </w:tblPr>
     <w:tblStylePr w:type="firstRow">
       <w:rPr>
-        <w:rFonts w:asciiTheme="majorHAnsi" w:eastAsiaTheme="majorEastAsia" w:hAnsiTheme="majorHAnsi" w:cstheme="majorBidi"/>
+        <w:rFonts/>
       </w:rPr>
       <w:tblPr/>
       <w:tcPr>
@@ -6241,7 +6029,7 @@
     </w:tblPr>
     <w:tblStylePr w:type="firstRow">
       <w:rPr>
-        <w:rFonts w:asciiTheme="majorHAnsi" w:eastAsiaTheme="majorEastAsia" w:hAnsiTheme="majorHAnsi" w:cstheme="majorBidi"/>
+        <w:rFonts/>
       </w:rPr>
       <w:tblPr/>
       <w:tcPr>
@@ -6325,7 +6113,7 @@
     </w:tblPr>
     <w:tblStylePr w:type="firstRow">
       <w:rPr>
-        <w:rFonts w:asciiTheme="majorHAnsi" w:eastAsiaTheme="majorEastAsia" w:hAnsiTheme="majorHAnsi" w:cstheme="majorBidi"/>
+        <w:rFonts/>
       </w:rPr>
       <w:tblPr/>
       <w:tcPr>
@@ -6409,7 +6197,7 @@
     </w:tblPr>
     <w:tblStylePr w:type="firstRow">
       <w:rPr>
-        <w:rFonts w:asciiTheme="majorHAnsi" w:eastAsiaTheme="majorEastAsia" w:hAnsiTheme="majorHAnsi" w:cstheme="majorBidi"/>
+        <w:rFonts/>
       </w:rPr>
       <w:tblPr/>
       <w:tcPr>
@@ -6493,7 +6281,7 @@
     </w:tblPr>
     <w:tblStylePr w:type="firstRow">
       <w:rPr>
-        <w:rFonts w:asciiTheme="majorHAnsi" w:eastAsiaTheme="majorEastAsia" w:hAnsiTheme="majorHAnsi" w:cstheme="majorBidi"/>
+        <w:rFonts/>
       </w:rPr>
       <w:tblPr/>
       <w:tcPr>
@@ -6577,7 +6365,7 @@
     </w:tblPr>
     <w:tblStylePr w:type="firstRow">
       <w:rPr>
-        <w:rFonts w:asciiTheme="majorHAnsi" w:eastAsiaTheme="majorEastAsia" w:hAnsiTheme="majorHAnsi" w:cstheme="majorBidi"/>
+        <w:rFonts/>
       </w:rPr>
       <w:tblPr/>
       <w:tcPr>
@@ -6642,7 +6430,7 @@
       <w:spacing w:after="0" w:line="240" w:lineRule="auto"/>
     </w:pPr>
     <w:rPr>
-      <w:rFonts w:asciiTheme="majorHAnsi" w:eastAsiaTheme="majorEastAsia" w:hAnsiTheme="majorHAnsi" w:cstheme="majorBidi"/>
+      <w:rFonts/>
       <w:color w:val="000000" w:themeColor="text1"/>
     </w:rPr>
     <w:tblPr>
@@ -6770,7 +6558,7 @@
       <w:spacing w:after="0" w:line="240" w:lineRule="auto"/>
     </w:pPr>
     <w:rPr>
-      <w:rFonts w:asciiTheme="majorHAnsi" w:eastAsiaTheme="majorEastAsia" w:hAnsiTheme="majorHAnsi" w:cstheme="majorBidi"/>
+      <w:rFonts/>
       <w:color w:val="000000" w:themeColor="text1"/>
     </w:rPr>
     <w:tblPr>
@@ -6898,7 +6686,7 @@
       <w:spacing w:after="0" w:line="240" w:lineRule="auto"/>
     </w:pPr>
     <w:rPr>
-      <w:rFonts w:asciiTheme="majorHAnsi" w:eastAsiaTheme="majorEastAsia" w:hAnsiTheme="majorHAnsi" w:cstheme="majorBidi"/>
+      <w:rFonts/>
       <w:color w:val="000000" w:themeColor="text1"/>
     </w:rPr>
     <w:tblPr>
@@ -7026,7 +6814,7 @@
       <w:spacing w:after="0" w:line="240" w:lineRule="auto"/>
     </w:pPr>
     <w:rPr>
-      <w:rFonts w:asciiTheme="majorHAnsi" w:eastAsiaTheme="majorEastAsia" w:hAnsiTheme="majorHAnsi" w:cstheme="majorBidi"/>
+      <w:rFonts/>
       <w:color w:val="000000" w:themeColor="text1"/>
     </w:rPr>
     <w:tblPr>
@@ -7154,7 +6942,7 @@
       <w:spacing w:after="0" w:line="240" w:lineRule="auto"/>
     </w:pPr>
     <w:rPr>
-      <w:rFonts w:asciiTheme="majorHAnsi" w:eastAsiaTheme="majorEastAsia" w:hAnsiTheme="majorHAnsi" w:cstheme="majorBidi"/>
+      <w:rFonts/>
       <w:color w:val="000000" w:themeColor="text1"/>
     </w:rPr>
     <w:tblPr>
@@ -7282,7 +7070,7 @@
       <w:spacing w:after="0" w:line="240" w:lineRule="auto"/>
     </w:pPr>
     <w:rPr>
-      <w:rFonts w:asciiTheme="majorHAnsi" w:eastAsiaTheme="majorEastAsia" w:hAnsiTheme="majorHAnsi" w:cstheme="majorBidi"/>
+      <w:rFonts/>
       <w:color w:val="000000" w:themeColor="text1"/>
     </w:rPr>
     <w:tblPr>
@@ -7410,7 +7198,7 @@
       <w:spacing w:after="0" w:line="240" w:lineRule="auto"/>
     </w:pPr>
     <w:rPr>
-      <w:rFonts w:asciiTheme="majorHAnsi" w:eastAsiaTheme="majorEastAsia" w:hAnsiTheme="majorHAnsi" w:cstheme="majorBidi"/>
+      <w:rFonts/>
       <w:color w:val="000000" w:themeColor="text1"/>
     </w:rPr>
     <w:tblPr>
@@ -8049,7 +7837,7 @@
       <w:spacing w:after="0" w:line="240" w:lineRule="auto"/>
     </w:pPr>
     <w:rPr>
-      <w:rFonts w:asciiTheme="majorHAnsi" w:eastAsiaTheme="majorEastAsia" w:hAnsiTheme="majorHAnsi" w:cstheme="majorBidi"/>
+      <w:rFonts/>
       <w:color w:val="000000" w:themeColor="text1"/>
     </w:rPr>
     <w:tblPr>
@@ -8174,7 +7962,7 @@
       <w:spacing w:after="0" w:line="240" w:lineRule="auto"/>
     </w:pPr>
     <w:rPr>
-      <w:rFonts w:asciiTheme="majorHAnsi" w:eastAsiaTheme="majorEastAsia" w:hAnsiTheme="majorHAnsi" w:cstheme="majorBidi"/>
+      <w:rFonts/>
       <w:color w:val="000000" w:themeColor="text1"/>
     </w:rPr>
     <w:tblPr>
@@ -8299,7 +8087,7 @@
       <w:spacing w:after="0" w:line="240" w:lineRule="auto"/>
     </w:pPr>
     <w:rPr>
-      <w:rFonts w:asciiTheme="majorHAnsi" w:eastAsiaTheme="majorEastAsia" w:hAnsiTheme="majorHAnsi" w:cstheme="majorBidi"/>
+      <w:rFonts/>
       <w:color w:val="000000" w:themeColor="text1"/>
     </w:rPr>
     <w:tblPr>
@@ -8424,7 +8212,7 @@
       <w:spacing w:after="0" w:line="240" w:lineRule="auto"/>
     </w:pPr>
     <w:rPr>
-      <w:rFonts w:asciiTheme="majorHAnsi" w:eastAsiaTheme="majorEastAsia" w:hAnsiTheme="majorHAnsi" w:cstheme="majorBidi"/>
+      <w:rFonts/>
       <w:color w:val="000000" w:themeColor="text1"/>
     </w:rPr>
     <w:tblPr>
@@ -8549,7 +8337,7 @@
       <w:spacing w:after="0" w:line="240" w:lineRule="auto"/>
     </w:pPr>
     <w:rPr>
-      <w:rFonts w:asciiTheme="majorHAnsi" w:eastAsiaTheme="majorEastAsia" w:hAnsiTheme="majorHAnsi" w:cstheme="majorBidi"/>
+      <w:rFonts/>
       <w:color w:val="000000" w:themeColor="text1"/>
     </w:rPr>
     <w:tblPr>
@@ -8674,7 +8462,7 @@
       <w:spacing w:after="0" w:line="240" w:lineRule="auto"/>
     </w:pPr>
     <w:rPr>
-      <w:rFonts w:asciiTheme="majorHAnsi" w:eastAsiaTheme="majorEastAsia" w:hAnsiTheme="majorHAnsi" w:cstheme="majorBidi"/>
+      <w:rFonts/>
       <w:color w:val="000000" w:themeColor="text1"/>
     </w:rPr>
     <w:tblPr>
@@ -8799,7 +8587,7 @@
       <w:spacing w:after="0" w:line="240" w:lineRule="auto"/>
     </w:pPr>
     <w:rPr>
-      <w:rFonts w:asciiTheme="majorHAnsi" w:eastAsiaTheme="majorEastAsia" w:hAnsiTheme="majorHAnsi" w:cstheme="majorBidi"/>
+      <w:rFonts/>
       <w:color w:val="000000" w:themeColor="text1"/>
     </w:rPr>
     <w:tblPr>
